--- a/export/docx/docs/13_10_实施路线图与阶段计划.docx
+++ b/export/docx/docs/13_10_实施路线图与阶段计划.docx
@@ -647,7 +647,7 @@
         <w:rPr>
           <w:b w:val="0"/>
         </w:rPr>
-        <w:t>[x] 核心包 + 服务 + 58 项测试</w:t>
+        <w:t>[x] 核心包 + 服务 + 96 项测试（v1.1 重构后）</w:t>
       </w:r>
     </w:p>
     <w:p>
